--- a/Docs/SecurityDocs/EDUCATION LOAN AGREEMENT.docx
+++ b/Docs/SecurityDocs/EDUCATION LOAN AGREEMENT.docx
@@ -1,6 +1,6 @@
 
 <file path=word/document.xml><?xml version="1.0" encoding="utf-8"?>
-<w:document xmlns:wpc="http://schemas.microsoft.com/office/word/2010/wordprocessingCanvas" xmlns:cx="http://schemas.microsoft.com/office/drawing/2014/chartex" xmlns:cx1="http://schemas.microsoft.com/office/drawing/2015/9/8/chartex" xmlns:cx2="http://schemas.microsoft.com/office/drawing/2015/10/21/chartex" xmlns:cx3="http://schemas.microsoft.com/office/drawing/2016/5/9/chartex" xmlns:cx4="http://schemas.microsoft.com/office/drawing/2016/5/10/chartex" xmlns:cx5="http://schemas.microsoft.com/office/drawing/2016/5/11/chartex" xmlns:cx6="http://schemas.microsoft.com/office/drawing/2016/5/12/chartex" xmlns:cx7="http://schemas.microsoft.com/office/drawing/2016/5/13/chartex" xmlns:cx8="http://schemas.microsoft.com/office/drawing/2016/5/14/chartex" xmlns:mc="http://schemas.openxmlformats.org/markup-compatibility/2006" xmlns:aink="http://schemas.microsoft.com/office/drawing/2016/ink" xmlns:am3d="http://schemas.microsoft.com/office/drawing/2017/model3d" xmlns:o="urn:schemas-microsoft-com:office:office" xmlns:oel="http://schemas.microsoft.com/office/2019/extlst" xmlns:r="http://schemas.openxmlformats.org/officeDocument/2006/relationships" xmlns:m="http://schemas.openxmlformats.org/officeDocument/2006/math" xmlns:v="urn:schemas-microsoft-com:vml" xmlns:wp14="http://schemas.microsoft.com/office/word/2010/wordprocessingDrawing" xmlns:wp="http://schemas.openxmlformats.org/drawingml/2006/wordprocessingDrawing" xmlns:w10="urn:schemas-microsoft-com:office:word" xmlns:w="http://schemas.openxmlformats.org/wordprocessingml/2006/main" xmlns:w14="http://schemas.microsoft.com/office/word/2010/wordml" xmlns:w15="http://schemas.microsoft.com/office/word/2012/wordml" xmlns:w16cei="http://schemas.microsoft.com/office/word/2026/wordml/cei" xmlns:w16cex="http://schemas.microsoft.com/office/word/2018/wordml/cex" xmlns:w16cid="http://schemas.microsoft.com/office/word/2016/wordml/cid" xmlns:w16="http://schemas.microsoft.com/office/word/2018/wordml" xmlns:w16du="http://schemas.microsoft.com/office/word/2023/wordml/word16du" xmlns:w16sdtdh="http://schemas.microsoft.com/office/word/2020/wordml/sdtdatahash" xmlns:w16sdtfl="http://schemas.microsoft.com/office/word/2024/wordml/sdtformatlock" xmlns:w16se="http://schemas.microsoft.com/office/word/2015/wordml/symex" xmlns:wpg="http://schemas.microsoft.com/office/word/2010/wordprocessingGroup" xmlns:wpi="http://schemas.microsoft.com/office/word/2010/wordprocessingInk" xmlns:wne="http://schemas.microsoft.com/office/word/2006/wordml" xmlns:wps="http://schemas.microsoft.com/office/word/2010/wordprocessingShape" mc:Ignorable="w14 w15 w16se w16cid w16 w16cex w16sdtdh w16sdtfl w16du wp14">
+<w:document xmlns:wpc="http://schemas.microsoft.com/office/word/2010/wordprocessingCanvas" xmlns:cx="http://schemas.microsoft.com/office/drawing/2014/chartex" xmlns:cx1="http://schemas.microsoft.com/office/drawing/2015/9/8/chartex" xmlns:cx2="http://schemas.microsoft.com/office/drawing/2015/10/21/chartex" xmlns:cx3="http://schemas.microsoft.com/office/drawing/2016/5/9/chartex" xmlns:cx4="http://schemas.microsoft.com/office/drawing/2016/5/10/chartex" xmlns:cx5="http://schemas.microsoft.com/office/drawing/2016/5/11/chartex" xmlns:cx6="http://schemas.microsoft.com/office/drawing/2016/5/12/chartex" xmlns:cx7="http://schemas.microsoft.com/office/drawing/2016/5/13/chartex" xmlns:cx8="http://schemas.microsoft.com/office/drawing/2016/5/14/chartex" xmlns:mc="http://schemas.openxmlformats.org/markup-compatibility/2006" xmlns:aink="http://schemas.microsoft.com/office/drawing/2016/ink" xmlns:am3d="http://schemas.microsoft.com/office/drawing/2017/model3d" xmlns:o="urn:schemas-microsoft-com:office:office" xmlns:oel="http://schemas.microsoft.com/office/2019/extlst" xmlns:r="http://schemas.openxmlformats.org/officeDocument/2006/relationships" xmlns:m="http://schemas.openxmlformats.org/officeDocument/2006/math" xmlns:v="urn:schemas-microsoft-com:vml" xmlns:wp14="http://schemas.microsoft.com/office/word/2010/wordprocessingDrawing" xmlns:wp="http://schemas.openxmlformats.org/drawingml/2006/wordprocessingDrawing" xmlns:w10="urn:schemas-microsoft-com:office:word" xmlns:w="http://schemas.openxmlformats.org/wordprocessingml/2006/main" xmlns:w14="http://schemas.microsoft.com/office/word/2010/wordml" xmlns:w15="http://schemas.microsoft.com/office/word/2012/wordml" xmlns:w16cex="http://schemas.microsoft.com/office/word/2018/wordml/cex" xmlns:w16cid="http://schemas.microsoft.com/office/word/2016/wordml/cid" xmlns:w16="http://schemas.microsoft.com/office/word/2018/wordml" xmlns:w16du="http://schemas.microsoft.com/office/word/2023/wordml/word16du" xmlns:w16sdtdh="http://schemas.microsoft.com/office/word/2020/wordml/sdtdatahash" xmlns:w16sdtfl="http://schemas.microsoft.com/office/word/2024/wordml/sdtformatlock" xmlns:w16se="http://schemas.microsoft.com/office/word/2015/wordml/symex" xmlns:wpg="http://schemas.microsoft.com/office/word/2010/wordprocessingGroup" xmlns:wpi="http://schemas.microsoft.com/office/word/2010/wordprocessingInk" xmlns:wne="http://schemas.microsoft.com/office/word/2006/wordml" xmlns:wps="http://schemas.microsoft.com/office/word/2010/wordprocessingShape" mc:Ignorable="w14 w15 w16se w16cid w16 w16cex w16sdtdh w16sdtfl w16du wp14">
   <w:body>
     <w:p>
       <w:pPr>
@@ -27,7 +27,47 @@
         <w:jc w:val="both"/>
       </w:pPr>
       <w:r>
-        <w:t xml:space="preserve">This agreement made, at {{PLACE}} this {{DAY}} day of {{MONTH}} 20{{YEAR_YY}} between </w:t>
+        <w:t xml:space="preserve">This agreement made, at </w:t>
+      </w:r>
+      <w:r>
+        <w:rPr>
+          <w:b/>
+          <w:bCs/>
+        </w:rPr>
+        <w:t>{{PLACE}}</w:t>
+      </w:r>
+      <w:r>
+        <w:t xml:space="preserve"> this </w:t>
+      </w:r>
+      <w:r>
+        <w:rPr>
+          <w:b/>
+          <w:bCs/>
+        </w:rPr>
+        <w:t>{{DAY}}</w:t>
+      </w:r>
+      <w:r>
+        <w:t xml:space="preserve"> day of </w:t>
+      </w:r>
+      <w:r>
+        <w:rPr>
+          <w:b/>
+          <w:bCs/>
+        </w:rPr>
+        <w:t>{{MONTH}}</w:t>
+      </w:r>
+      <w:r>
+        <w:t xml:space="preserve"> </w:t>
+      </w:r>
+      <w:r>
+        <w:rPr>
+          <w:b/>
+          <w:bCs/>
+        </w:rPr>
+        <w:t>20{{YEAR_YY}}</w:t>
+      </w:r>
+      <w:r>
+        <w:t xml:space="preserve"> between </w:t>
       </w:r>
     </w:p>
     <w:p>
@@ -40,7 +80,17 @@
         <w:jc w:val="both"/>
       </w:pPr>
       <w:r>
-        <w:t>Shri/Smt./Kum {{BORROWER_NAME}} Son/Wife/Daughter</w:t>
+        <w:t xml:space="preserve">Shri/Smt./Kum </w:t>
+      </w:r>
+      <w:r>
+        <w:rPr>
+          <w:b/>
+          <w:bCs/>
+        </w:rPr>
+        <w:t>{{BORROWER_NAME}}</w:t>
+      </w:r>
+      <w:r>
+        <w:t xml:space="preserve"> Son/Wife/Daughter</w:t>
       </w:r>
       <w:r>
         <w:t xml:space="preserve"> </w:t>
@@ -58,19 +108,27 @@
         <w:t xml:space="preserve"> </w:t>
       </w:r>
       <w:r>
-        <w:t>{{FATHER</w:t>
-      </w:r>
-      <w:r>
-        <w:t>_SPOUSE</w:t>
-      </w:r>
-      <w:r>
-        <w:t>_NAME}}</w:t>
+        <w:rPr>
+          <w:b/>
+          <w:bCs/>
+        </w:rPr>
+        <w:t>{{FATHER_SPOUSE_NAME}}</w:t>
       </w:r>
       <w:r>
         <w:t xml:space="preserve"> </w:t>
       </w:r>
       <w:r>
-        <w:t>aged about {{AGE}} years (</w:t>
+        <w:t xml:space="preserve">aged about </w:t>
+      </w:r>
+      <w:r>
+        <w:rPr>
+          <w:b/>
+          <w:bCs/>
+        </w:rPr>
+        <w:t>{{AGE}}</w:t>
+      </w:r>
+      <w:r>
+        <w:t xml:space="preserve"> years (</w:t>
       </w:r>
       <w:r>
         <w:rPr>
@@ -100,7 +158,17 @@
       </w:r>
       <w:proofErr w:type="spellEnd"/>
       <w:r>
-        <w:t xml:space="preserve"> {{CO_BORROWER_NAME}} (father/mother/guardian) hereinafter collectively referred to as "the Borrower" (</w:t>
+        <w:t xml:space="preserve"> </w:t>
+      </w:r>
+      <w:r>
+        <w:rPr>
+          <w:b/>
+          <w:bCs/>
+        </w:rPr>
+        <w:t>{{CO_BORROWER_NAME}}</w:t>
+      </w:r>
+      <w:r>
+        <w:t xml:space="preserve"> (father/mother/guardian) hereinafter collectively referred to as "the Borrower" (</w:t>
       </w:r>
       <w:proofErr w:type="spellStart"/>
       <w:r>
@@ -108,7 +176,17 @@
       </w:r>
       <w:proofErr w:type="spellEnd"/>
       <w:r>
-        <w:t xml:space="preserve"> described in Schedule I hereunder, which expression shall include his/her/their heirs, successors, legal representatives and administrators) of the ONE PART and Union Bank of India, a body corporate constituted under the Banking Companies (Acquisition and Transfer of Undertakings) Act of 1970 having its Head Office at 239, Vidhan Bhavan Marg, Nariman Point, Mumbai 400 021 and a branch office at {{BRANCH_NAME}} hereinafter called "the Bank", which term shall include its successors and assigns of the OTHER PART. </w:t>
+        <w:t xml:space="preserve"> described in Schedule I hereunder, which expression shall include his/her/their heirs, successors, legal representatives and administrators) of the ONE PART and Union Bank of India, a body corporate constituted under the Banking Companies (Acquisition and Transfer of Undertakings) Act of 1970 having its Head Office at 239, Vidhan Bhavan Marg, Nariman Point, Mumbai 400 021 and a branch office at </w:t>
+      </w:r>
+      <w:r>
+        <w:rPr>
+          <w:b/>
+          <w:bCs/>
+        </w:rPr>
+        <w:t>{{BRANCH_NAME}}</w:t>
+      </w:r>
+      <w:r>
+        <w:t xml:space="preserve"> hereinafter called "the Bank", which term shall include its successors and assigns of the OTHER PART. </w:t>
       </w:r>
     </w:p>
     <w:p>
@@ -132,7 +210,17 @@
         </w:numPr>
       </w:pPr>
       <w:r>
-        <w:t xml:space="preserve">UNIVERSITY: {{UNIVERSITY_NAME}} </w:t>
+        <w:t xml:space="preserve">UNIVERSITY: </w:t>
+      </w:r>
+      <w:r>
+        <w:rPr>
+          <w:b/>
+          <w:bCs/>
+        </w:rPr>
+        <w:t>{{UNIVERSITY_NAME}}</w:t>
+      </w:r>
+      <w:r>
+        <w:t xml:space="preserve"> </w:t>
       </w:r>
     </w:p>
     <w:p>
@@ -141,9 +229,20 @@
           <w:ilvl w:val="0"/>
           <w:numId w:val="2"/>
         </w:numPr>
-      </w:pPr>
-      <w:r>
-        <w:t xml:space="preserve">COLLEGE OR INSTITUTION: {{COLLEGE_NAME}} </w:t>
+        <w:rPr>
+          <w:b/>
+          <w:bCs/>
+        </w:rPr>
+      </w:pPr>
+      <w:r>
+        <w:t xml:space="preserve">COLLEGE OR INSTITUTION: </w:t>
+      </w:r>
+      <w:r>
+        <w:rPr>
+          <w:b/>
+          <w:bCs/>
+        </w:rPr>
+        <w:t xml:space="preserve">{{COLLEGE_NAME}} </w:t>
       </w:r>
     </w:p>
     <w:p>
@@ -154,7 +253,17 @@
         </w:numPr>
       </w:pPr>
       <w:r>
-        <w:t xml:space="preserve">COURSE: {{COURSE_NAME}} </w:t>
+        <w:t xml:space="preserve">COURSE: </w:t>
+      </w:r>
+      <w:r>
+        <w:rPr>
+          <w:b/>
+          <w:bCs/>
+        </w:rPr>
+        <w:t>{{COURSE_NAME}}</w:t>
+      </w:r>
+      <w:r>
+        <w:t xml:space="preserve"> </w:t>
       </w:r>
     </w:p>
     <w:p>
@@ -163,17 +272,58 @@
           <w:ilvl w:val="0"/>
           <w:numId w:val="2"/>
         </w:numPr>
-      </w:pPr>
-      <w:r>
-        <w:t xml:space="preserve">DURATION OF COURSE: {{COURSE_DURATION}} </w:t>
-      </w:r>
-    </w:p>
-    <w:p>
-      <w:pPr>
-        <w:jc w:val="both"/>
-      </w:pPr>
-      <w:r>
-        <w:t xml:space="preserve">AND WHEREAS a loan for the said purpose up to a limit of Rs. {{LOAN_AMOUNT_FIGURE}} has been Sanctioned upon the terms &amp; conditions conveyed to the borrower by the Bank vide Sanction Letter No {{SANCTION_LETTER_NO}} dated {{SANCTION_DATE}} and those terms &amp; conditions shall be treated as part and parcel of this Agreement. </w:t>
+        <w:rPr>
+          <w:b/>
+          <w:bCs/>
+        </w:rPr>
+      </w:pPr>
+      <w:r>
+        <w:t xml:space="preserve">DURATION OF COURSE: </w:t>
+      </w:r>
+      <w:r>
+        <w:rPr>
+          <w:b/>
+          <w:bCs/>
+        </w:rPr>
+        <w:t xml:space="preserve">{{COURSE_DURATION}} </w:t>
+      </w:r>
+    </w:p>
+    <w:p>
+      <w:pPr>
+        <w:jc w:val="both"/>
+      </w:pPr>
+      <w:r>
+        <w:t xml:space="preserve">AND WHEREAS a loan for the said purpose up to a limit of Rs. </w:t>
+      </w:r>
+      <w:r>
+        <w:rPr>
+          <w:b/>
+          <w:bCs/>
+        </w:rPr>
+        <w:t>{{LOAN_AMOUNT_FIGURE}}</w:t>
+      </w:r>
+      <w:r>
+        <w:t xml:space="preserve"> has been Sanctioned upon the terms &amp; conditions conveyed to the borrower by the Bank vide Sanction Letter No </w:t>
+      </w:r>
+      <w:r>
+        <w:rPr>
+          <w:b/>
+          <w:bCs/>
+        </w:rPr>
+        <w:t>{{SANCTION_LETTER_NO}}</w:t>
+      </w:r>
+      <w:r>
+        <w:t xml:space="preserve"> dated </w:t>
+      </w:r>
+      <w:r>
+        <w:rPr>
+          <w:b/>
+          <w:bCs/>
+        </w:rPr>
+        <w:t>{{SANCTION_DATE}}</w:t>
+      </w:r>
+      <w:r>
+        <w:t xml:space="preserve"> and those terms &amp; conditions shall be treated as part and parcel of this Agreement. </w:t>
       </w:r>
     </w:p>
     <w:p>
@@ -189,7 +339,27 @@
         <w:jc w:val="both"/>
       </w:pPr>
       <w:r>
-        <w:t xml:space="preserve">Now in consideration of the premises and in consideration of the sum of Rs. {{LOAN_AMOUNT_FIGURE}} (Rupees {{LOAN_AMOUNT_WORDS}}) agreed to be advanced by the Bank to the Borrower in the manner herein set forth. </w:t>
+        <w:t xml:space="preserve">Now in consideration of the premises and in consideration of the sum of Rs. </w:t>
+      </w:r>
+      <w:r>
+        <w:rPr>
+          <w:b/>
+          <w:bCs/>
+        </w:rPr>
+        <w:t>{{LOAN_AMOUNT_FIGURE}}</w:t>
+      </w:r>
+      <w:r>
+        <w:t xml:space="preserve"> (Rupees </w:t>
+      </w:r>
+      <w:r>
+        <w:rPr>
+          <w:b/>
+          <w:bCs/>
+        </w:rPr>
+        <w:t>{{LOAN_AMOUNT_WORDS}}</w:t>
+      </w:r>
+      <w:r>
+        <w:t xml:space="preserve">) agreed to be advanced by the Bank to the Borrower in the manner herein set forth. </w:t>
       </w:r>
     </w:p>
     <w:p>
@@ -205,6 +375,7 @@
         <w:jc w:val="both"/>
       </w:pPr>
       <w:r>
+        <w:lastRenderedPageBreak/>
         <w:t xml:space="preserve">DISBURSEMENT </w:t>
       </w:r>
     </w:p>
@@ -217,7 +388,6 @@
         <w:jc w:val="both"/>
       </w:pPr>
       <w:r>
-        <w:lastRenderedPageBreak/>
         <w:t xml:space="preserve">The Bank may advance the loan to the Borrower in such instalments and at such times as it deems fit and reasonable. </w:t>
       </w:r>
     </w:p>
@@ -306,7 +476,7 @@
         <w:t>)</w:t>
       </w:r>
       <w:r>
-        <w:t xml:space="preserve"> That the said advance and all moneys payable by the Borrower under this agreement shall, from the day of every instalment advances under this agreement, carry interest at the rate of {{INTEREST_RATE}} % per annum being EBLR rate (comprising of RBI Repo Rate and Spread) which is {{EBLR_RATE}} % per annum at present plus Premium of </w:t>
+        <w:t xml:space="preserve"> That the said advance and all moneys payable by the Borrower under this agreement shall, from the day of every instalment advances under this agreement, carry interest at the rate of </w:t>
       </w:r>
       <w:r>
         <w:rPr>
@@ -320,6 +490,46 @@
           <w:b/>
           <w:bCs/>
         </w:rPr>
+        <w:t>EBLR_APPLICABLE</w:t>
+      </w:r>
+      <w:r>
+        <w:rPr>
+          <w:b/>
+          <w:bCs/>
+        </w:rPr>
+        <w:t>_RATE}}</w:t>
+      </w:r>
+      <w:r>
+        <w:t xml:space="preserve"> </w:t>
+      </w:r>
+      <w:r>
+        <w:t xml:space="preserve">% per annum being EBLR rate (comprising of RBI Repo Rate and Spread) which is </w:t>
+      </w:r>
+      <w:r>
+        <w:rPr>
+          <w:b/>
+          <w:bCs/>
+        </w:rPr>
+        <w:t>{{EBLR_CURRENT_RATE}}</w:t>
+      </w:r>
+      <w:r>
+        <w:t xml:space="preserve"> </w:t>
+      </w:r>
+      <w:r>
+        <w:t xml:space="preserve">% per annum at present plus Premium of </w:t>
+      </w:r>
+      <w:r>
+        <w:rPr>
+          <w:b/>
+          <w:bCs/>
+        </w:rPr>
+        <w:t>{{</w:t>
+      </w:r>
+      <w:r>
+        <w:rPr>
+          <w:b/>
+          <w:bCs/>
+        </w:rPr>
         <w:t>EBLR_</w:t>
       </w:r>
       <w:r>
@@ -346,11 +556,24 @@
         <w:t>("Spread" means the rate chargeable to the Borrower by the Bank to cover its costs and shall comprise of operating cost and capital charge. "Premium" means the rate chargeable to the Borrower by the Bank based on the yearly credit assessment/rating of the Borrower and shall comprises of credit risk premium and strategic premium</w:t>
       </w:r>
       <w:r>
-        <w:t xml:space="preserve">) and such interest to be debited quarterly on simple basis during the repayment holiday/moratorium period i.e. course period + 1 year or 6 months after </w:t>
+        <w:t xml:space="preserve">) and such interest to be debited quarterly on </w:t>
       </w:r>
       <w:r>
         <w:lastRenderedPageBreak/>
-        <w:t xml:space="preserve">holiday/moratorium period i.e. course period + 1 year or 6 months after the Borrower starts earning in service or profession, trade, occupation etc. whichever is earlier and/or at such other rate of interest prescribed by the bank. Provided further that after the expiry of the repayment holiday/moratorium period the Borrower shall pay interest at the rate aforesaid with {{INTEREST_RESTS}} rests or at such other revised rate/s as may be prescribed by the Bank from time to time. The Borrower hereby specifically waives personal notice or such variation of rate of interest and agrees that notice of such variation notified on the website of the Bank or notice board in the premises of the bank shall be sufficient notice to him/her and the borrower expressly agrees to pay interest as such varied rates as specified by the bank. </w:t>
+        <w:t xml:space="preserve">simple basis during the repayment holiday/moratorium period i.e. course period + 1 year or 6 months after holiday/moratorium period i.e. course period + 1 year or 6 months after the Borrower starts earning in service or profession, trade, occupation etc. whichever is earlier and/or at such other rate of interest prescribed by the bank. Provided further that after the expiry of the repayment holiday/moratorium period the Borrower shall pay interest at the rate aforesaid with </w:t>
+      </w:r>
+      <w:r>
+        <w:rPr>
+          <w:b/>
+          <w:bCs/>
+        </w:rPr>
+        <w:t>{{EBLR_INTEREST_RESTS}}</w:t>
+      </w:r>
+      <w:r>
+        <w:t xml:space="preserve"> </w:t>
+      </w:r>
+      <w:r>
+        <w:t xml:space="preserve">rests or at such other revised rate/s as may be prescribed by the Bank from time to time. The Borrower hereby specifically waives personal notice or such variation of rate of interest and agrees that notice of such variation notified on the website of the Bank or notice board in the premises of the bank shall be sufficient notice to him/her and the borrower expressly agrees to pay interest as such varied rates as specified by the bank. </w:t>
       </w:r>
     </w:p>
     <w:p>
@@ -359,7 +582,17 @@
         <w:jc w:val="both"/>
       </w:pPr>
       <w:r>
-        <w:t xml:space="preserve">(ii) The Simple interest charged during the repayment holiday is payable upon commencement of repayment period in {{REPAYMENT_INSTALMENTS_COUNT}} monthly instalments. </w:t>
+        <w:t xml:space="preserve">(ii) The Simple interest charged during the repayment holiday is payable upon commencement of repayment period in </w:t>
+      </w:r>
+      <w:r>
+        <w:rPr>
+          <w:b/>
+          <w:bCs/>
+        </w:rPr>
+        <w:t>{{REPAYMENT_INSTALMENTS_COUNT}}</w:t>
+      </w:r>
+      <w:r>
+        <w:t xml:space="preserve"> monthly instalments. </w:t>
       </w:r>
     </w:p>
     <w:p>
@@ -401,7 +634,27 @@
         <w:jc w:val="both"/>
       </w:pPr>
       <w:r>
-        <w:t xml:space="preserve">6. The Borrower shall be liable to repay the aggregate amount of this loan together with interest and/or charges as above and incidental expenses by {{REPAYMENT_INSTALMENTS_COUNT}} monthly instalments, commencing from the month of {{MONTH}} {{YEAR_YY}}. </w:t>
+        <w:t xml:space="preserve">6. The Borrower shall be liable to repay the aggregate amount of this loan together with interest and/or charges as above and incidental expenses by </w:t>
+      </w:r>
+      <w:r>
+        <w:rPr>
+          <w:b/>
+          <w:bCs/>
+        </w:rPr>
+        <w:t>{{REPAYMENT_INSTALMENTS_COUNT}}</w:t>
+      </w:r>
+      <w:r>
+        <w:t xml:space="preserve"> monthly instalments, commencing from the month of </w:t>
+      </w:r>
+      <w:r>
+        <w:rPr>
+          <w:b/>
+          <w:bCs/>
+        </w:rPr>
+        <w:t>{{MONTH}} {{YEAR_YY}}.</w:t>
+      </w:r>
+      <w:r>
+        <w:t xml:space="preserve"> </w:t>
       </w:r>
     </w:p>
     <w:p>
@@ -784,7 +1037,17 @@
         <w:jc w:val="both"/>
       </w:pPr>
       <w:r>
-        <w:t xml:space="preserve">25. The Guardian is executing this Agreement in favour of the Bank on behalf of the minor student {{MINOR_STUDENT_NAME}} as father/guardian. </w:t>
+        <w:t xml:space="preserve">25. The Guardian is executing this Agreement in favour of the Bank on behalf of the minor student </w:t>
+      </w:r>
+      <w:r>
+        <w:rPr>
+          <w:b/>
+          <w:bCs/>
+        </w:rPr>
+        <w:t>{{MINOR_STUDENT_NAME}}</w:t>
+      </w:r>
+      <w:r>
+        <w:t xml:space="preserve"> as father/guardian. </w:t>
       </w:r>
     </w:p>
     <w:p>
@@ -801,7 +1064,17 @@
         <w:jc w:val="both"/>
       </w:pPr>
       <w:r>
-        <w:t xml:space="preserve">The Minor Student {{MINOR_STUDENT_NAME}} on attaining majority shall furnish a declaration that the loan advanced is binding on him and shall undertake to discharge the liability with interest in accordance with the terms and conditions stipulated in this agreement. </w:t>
+        <w:t xml:space="preserve">The Minor Student </w:t>
+      </w:r>
+      <w:r>
+        <w:rPr>
+          <w:b/>
+          <w:bCs/>
+        </w:rPr>
+        <w:t>{{MINOR_STUDENT_NAME}}</w:t>
+      </w:r>
+      <w:r>
+        <w:t xml:space="preserve"> on attaining majority shall furnish a declaration that the loan advanced is binding on him and shall undertake to discharge the liability with interest in accordance with the terms and conditions stipulated in this agreement. </w:t>
       </w:r>
     </w:p>
     <w:p>
@@ -1608,7 +1881,17 @@
     <w:p/>
     <w:p>
       <w:r>
-        <w:t xml:space="preserve">IN WITNESS WHEREOF THE Borrower and the Bank have hereunto set their hands on the date of {{DAY}} {{MONTH}} 20{{YEAR_YY}} </w:t>
+        <w:t xml:space="preserve">IN WITNESS WHEREOF THE Borrower and the Bank have hereunto set their hands on the date of </w:t>
+      </w:r>
+      <w:r>
+        <w:rPr>
+          <w:b/>
+          <w:bCs/>
+        </w:rPr>
+        <w:t>{{DAY}} {{MONTH}} 20{{YEAR_YY}}</w:t>
+      </w:r>
+      <w:r>
+        <w:t xml:space="preserve"> </w:t>
       </w:r>
     </w:p>
     <w:p/>
@@ -1677,7 +1960,7 @@
 </file>
 
 <file path=word/endnotes.xml><?xml version="1.0" encoding="utf-8"?>
-<w:endnotes xmlns:wpc="http://schemas.microsoft.com/office/word/2010/wordprocessingCanvas" xmlns:cx="http://schemas.microsoft.com/office/drawing/2014/chartex" xmlns:cx1="http://schemas.microsoft.com/office/drawing/2015/9/8/chartex" xmlns:cx2="http://schemas.microsoft.com/office/drawing/2015/10/21/chartex" xmlns:cx3="http://schemas.microsoft.com/office/drawing/2016/5/9/chartex" xmlns:cx4="http://schemas.microsoft.com/office/drawing/2016/5/10/chartex" xmlns:cx5="http://schemas.microsoft.com/office/drawing/2016/5/11/chartex" xmlns:cx6="http://schemas.microsoft.com/office/drawing/2016/5/12/chartex" xmlns:cx7="http://schemas.microsoft.com/office/drawing/2016/5/13/chartex" xmlns:cx8="http://schemas.microsoft.com/office/drawing/2016/5/14/chartex" xmlns:mc="http://schemas.openxmlformats.org/markup-compatibility/2006" xmlns:aink="http://schemas.microsoft.com/office/drawing/2016/ink" xmlns:am3d="http://schemas.microsoft.com/office/drawing/2017/model3d" xmlns:o="urn:schemas-microsoft-com:office:office" xmlns:oel="http://schemas.microsoft.com/office/2019/extlst" xmlns:r="http://schemas.openxmlformats.org/officeDocument/2006/relationships" xmlns:m="http://schemas.openxmlformats.org/officeDocument/2006/math" xmlns:v="urn:schemas-microsoft-com:vml" xmlns:wp14="http://schemas.microsoft.com/office/word/2010/wordprocessingDrawing" xmlns:wp="http://schemas.openxmlformats.org/drawingml/2006/wordprocessingDrawing" xmlns:w10="urn:schemas-microsoft-com:office:word" xmlns:w="http://schemas.openxmlformats.org/wordprocessingml/2006/main" xmlns:w14="http://schemas.microsoft.com/office/word/2010/wordml" xmlns:w15="http://schemas.microsoft.com/office/word/2012/wordml" xmlns:w16cei="http://schemas.microsoft.com/office/word/2026/wordml/cei" xmlns:w16cex="http://schemas.microsoft.com/office/word/2018/wordml/cex" xmlns:w16cid="http://schemas.microsoft.com/office/word/2016/wordml/cid" xmlns:w16="http://schemas.microsoft.com/office/word/2018/wordml" xmlns:w16du="http://schemas.microsoft.com/office/word/2023/wordml/word16du" xmlns:w16sdtdh="http://schemas.microsoft.com/office/word/2020/wordml/sdtdatahash" xmlns:w16sdtfl="http://schemas.microsoft.com/office/word/2024/wordml/sdtformatlock" xmlns:w16se="http://schemas.microsoft.com/office/word/2015/wordml/symex" xmlns:wpg="http://schemas.microsoft.com/office/word/2010/wordprocessingGroup" xmlns:wpi="http://schemas.microsoft.com/office/word/2010/wordprocessingInk" xmlns:wne="http://schemas.microsoft.com/office/word/2006/wordml" xmlns:wps="http://schemas.microsoft.com/office/word/2010/wordprocessingShape" mc:Ignorable="w14 w15 w16se w16cid w16 w16cex w16sdtdh w16sdtfl w16du wp14">
+<w:endnotes xmlns:wpc="http://schemas.microsoft.com/office/word/2010/wordprocessingCanvas" xmlns:cx="http://schemas.microsoft.com/office/drawing/2014/chartex" xmlns:cx1="http://schemas.microsoft.com/office/drawing/2015/9/8/chartex" xmlns:cx2="http://schemas.microsoft.com/office/drawing/2015/10/21/chartex" xmlns:cx3="http://schemas.microsoft.com/office/drawing/2016/5/9/chartex" xmlns:cx4="http://schemas.microsoft.com/office/drawing/2016/5/10/chartex" xmlns:cx5="http://schemas.microsoft.com/office/drawing/2016/5/11/chartex" xmlns:cx6="http://schemas.microsoft.com/office/drawing/2016/5/12/chartex" xmlns:cx7="http://schemas.microsoft.com/office/drawing/2016/5/13/chartex" xmlns:cx8="http://schemas.microsoft.com/office/drawing/2016/5/14/chartex" xmlns:mc="http://schemas.openxmlformats.org/markup-compatibility/2006" xmlns:aink="http://schemas.microsoft.com/office/drawing/2016/ink" xmlns:am3d="http://schemas.microsoft.com/office/drawing/2017/model3d" xmlns:o="urn:schemas-microsoft-com:office:office" xmlns:oel="http://schemas.microsoft.com/office/2019/extlst" xmlns:r="http://schemas.openxmlformats.org/officeDocument/2006/relationships" xmlns:m="http://schemas.openxmlformats.org/officeDocument/2006/math" xmlns:v="urn:schemas-microsoft-com:vml" xmlns:wp14="http://schemas.microsoft.com/office/word/2010/wordprocessingDrawing" xmlns:wp="http://schemas.openxmlformats.org/drawingml/2006/wordprocessingDrawing" xmlns:w10="urn:schemas-microsoft-com:office:word" xmlns:w="http://schemas.openxmlformats.org/wordprocessingml/2006/main" xmlns:w14="http://schemas.microsoft.com/office/word/2010/wordml" xmlns:w15="http://schemas.microsoft.com/office/word/2012/wordml" xmlns:w16cex="http://schemas.microsoft.com/office/word/2018/wordml/cex" xmlns:w16cid="http://schemas.microsoft.com/office/word/2016/wordml/cid" xmlns:w16="http://schemas.microsoft.com/office/word/2018/wordml" xmlns:w16du="http://schemas.microsoft.com/office/word/2023/wordml/word16du" xmlns:w16sdtdh="http://schemas.microsoft.com/office/word/2020/wordml/sdtdatahash" xmlns:w16sdtfl="http://schemas.microsoft.com/office/word/2024/wordml/sdtformatlock" xmlns:w16se="http://schemas.microsoft.com/office/word/2015/wordml/symex" xmlns:wpg="http://schemas.microsoft.com/office/word/2010/wordprocessingGroup" xmlns:wpi="http://schemas.microsoft.com/office/word/2010/wordprocessingInk" xmlns:wne="http://schemas.microsoft.com/office/word/2006/wordml" xmlns:wps="http://schemas.microsoft.com/office/word/2010/wordprocessingShape" mc:Ignorable="w14 w15 w16se w16cid w16 w16cex w16sdtdh w16sdtfl w16du wp14">
   <w:endnote w:type="separator" w:id="-1">
     <w:p>
       <w:pPr>
@@ -1702,7 +1985,7 @@
 </file>
 
 <file path=word/footer1.xml><?xml version="1.0" encoding="utf-8"?>
-<w:ftr xmlns:wpc="http://schemas.microsoft.com/office/word/2010/wordprocessingCanvas" xmlns:cx="http://schemas.microsoft.com/office/drawing/2014/chartex" xmlns:cx1="http://schemas.microsoft.com/office/drawing/2015/9/8/chartex" xmlns:cx2="http://schemas.microsoft.com/office/drawing/2015/10/21/chartex" xmlns:cx3="http://schemas.microsoft.com/office/drawing/2016/5/9/chartex" xmlns:cx4="http://schemas.microsoft.com/office/drawing/2016/5/10/chartex" xmlns:cx5="http://schemas.microsoft.com/office/drawing/2016/5/11/chartex" xmlns:cx6="http://schemas.microsoft.com/office/drawing/2016/5/12/chartex" xmlns:cx7="http://schemas.microsoft.com/office/drawing/2016/5/13/chartex" xmlns:cx8="http://schemas.microsoft.com/office/drawing/2016/5/14/chartex" xmlns:mc="http://schemas.openxmlformats.org/markup-compatibility/2006" xmlns:aink="http://schemas.microsoft.com/office/drawing/2016/ink" xmlns:am3d="http://schemas.microsoft.com/office/drawing/2017/model3d" xmlns:o="urn:schemas-microsoft-com:office:office" xmlns:oel="http://schemas.microsoft.com/office/2019/extlst" xmlns:r="http://schemas.openxmlformats.org/officeDocument/2006/relationships" xmlns:m="http://schemas.openxmlformats.org/officeDocument/2006/math" xmlns:v="urn:schemas-microsoft-com:vml" xmlns:wp14="http://schemas.microsoft.com/office/word/2010/wordprocessingDrawing" xmlns:wp="http://schemas.openxmlformats.org/drawingml/2006/wordprocessingDrawing" xmlns:w10="urn:schemas-microsoft-com:office:word" xmlns:w="http://schemas.openxmlformats.org/wordprocessingml/2006/main" xmlns:w14="http://schemas.microsoft.com/office/word/2010/wordml" xmlns:w15="http://schemas.microsoft.com/office/word/2012/wordml" xmlns:w16cei="http://schemas.microsoft.com/office/word/2026/wordml/cei" xmlns:w16cex="http://schemas.microsoft.com/office/word/2018/wordml/cex" xmlns:w16cid="http://schemas.microsoft.com/office/word/2016/wordml/cid" xmlns:w16="http://schemas.microsoft.com/office/word/2018/wordml" xmlns:w16du="http://schemas.microsoft.com/office/word/2023/wordml/word16du" xmlns:w16sdtdh="http://schemas.microsoft.com/office/word/2020/wordml/sdtdatahash" xmlns:w16sdtfl="http://schemas.microsoft.com/office/word/2024/wordml/sdtformatlock" xmlns:w16se="http://schemas.microsoft.com/office/word/2015/wordml/symex" xmlns:wpg="http://schemas.microsoft.com/office/word/2010/wordprocessingGroup" xmlns:wpi="http://schemas.microsoft.com/office/word/2010/wordprocessingInk" xmlns:wne="http://schemas.microsoft.com/office/word/2006/wordml" xmlns:wps="http://schemas.microsoft.com/office/word/2010/wordprocessingShape" mc:Ignorable="w14 w15 w16se w16cid w16 w16cex w16sdtdh w16sdtfl w16du wp14">
+<w:ftr xmlns:wpc="http://schemas.microsoft.com/office/word/2010/wordprocessingCanvas" xmlns:cx="http://schemas.microsoft.com/office/drawing/2014/chartex" xmlns:cx1="http://schemas.microsoft.com/office/drawing/2015/9/8/chartex" xmlns:cx2="http://schemas.microsoft.com/office/drawing/2015/10/21/chartex" xmlns:cx3="http://schemas.microsoft.com/office/drawing/2016/5/9/chartex" xmlns:cx4="http://schemas.microsoft.com/office/drawing/2016/5/10/chartex" xmlns:cx5="http://schemas.microsoft.com/office/drawing/2016/5/11/chartex" xmlns:cx6="http://schemas.microsoft.com/office/drawing/2016/5/12/chartex" xmlns:cx7="http://schemas.microsoft.com/office/drawing/2016/5/13/chartex" xmlns:cx8="http://schemas.microsoft.com/office/drawing/2016/5/14/chartex" xmlns:mc="http://schemas.openxmlformats.org/markup-compatibility/2006" xmlns:aink="http://schemas.microsoft.com/office/drawing/2016/ink" xmlns:am3d="http://schemas.microsoft.com/office/drawing/2017/model3d" xmlns:o="urn:schemas-microsoft-com:office:office" xmlns:oel="http://schemas.microsoft.com/office/2019/extlst" xmlns:r="http://schemas.openxmlformats.org/officeDocument/2006/relationships" xmlns:m="http://schemas.openxmlformats.org/officeDocument/2006/math" xmlns:v="urn:schemas-microsoft-com:vml" xmlns:wp14="http://schemas.microsoft.com/office/word/2010/wordprocessingDrawing" xmlns:wp="http://schemas.openxmlformats.org/drawingml/2006/wordprocessingDrawing" xmlns:w10="urn:schemas-microsoft-com:office:word" xmlns:w="http://schemas.openxmlformats.org/wordprocessingml/2006/main" xmlns:w14="http://schemas.microsoft.com/office/word/2010/wordml" xmlns:w15="http://schemas.microsoft.com/office/word/2012/wordml" xmlns:w16cex="http://schemas.microsoft.com/office/word/2018/wordml/cex" xmlns:w16cid="http://schemas.microsoft.com/office/word/2016/wordml/cid" xmlns:w16="http://schemas.microsoft.com/office/word/2018/wordml" xmlns:w16du="http://schemas.microsoft.com/office/word/2023/wordml/word16du" xmlns:w16sdtdh="http://schemas.microsoft.com/office/word/2020/wordml/sdtdatahash" xmlns:w16sdtfl="http://schemas.microsoft.com/office/word/2024/wordml/sdtformatlock" xmlns:w16se="http://schemas.microsoft.com/office/word/2015/wordml/symex" xmlns:wpg="http://schemas.microsoft.com/office/word/2010/wordprocessingGroup" xmlns:wpi="http://schemas.microsoft.com/office/word/2010/wordprocessingInk" xmlns:wne="http://schemas.microsoft.com/office/word/2006/wordml" xmlns:wps="http://schemas.microsoft.com/office/word/2010/wordprocessingShape" mc:Ignorable="w14 w15 w16se w16cid w16 w16cex w16sdtdh w16sdtfl w16du wp14">
   <w:sdt>
     <w:sdtPr>
       <w:id w:val="720632969"/>
@@ -1769,7 +2052,7 @@
 </file>
 
 <file path=word/footnotes.xml><?xml version="1.0" encoding="utf-8"?>
-<w:footnotes xmlns:wpc="http://schemas.microsoft.com/office/word/2010/wordprocessingCanvas" xmlns:cx="http://schemas.microsoft.com/office/drawing/2014/chartex" xmlns:cx1="http://schemas.microsoft.com/office/drawing/2015/9/8/chartex" xmlns:cx2="http://schemas.microsoft.com/office/drawing/2015/10/21/chartex" xmlns:cx3="http://schemas.microsoft.com/office/drawing/2016/5/9/chartex" xmlns:cx4="http://schemas.microsoft.com/office/drawing/2016/5/10/chartex" xmlns:cx5="http://schemas.microsoft.com/office/drawing/2016/5/11/chartex" xmlns:cx6="http://schemas.microsoft.com/office/drawing/2016/5/12/chartex" xmlns:cx7="http://schemas.microsoft.com/office/drawing/2016/5/13/chartex" xmlns:cx8="http://schemas.microsoft.com/office/drawing/2016/5/14/chartex" xmlns:mc="http://schemas.openxmlformats.org/markup-compatibility/2006" xmlns:aink="http://schemas.microsoft.com/office/drawing/2016/ink" xmlns:am3d="http://schemas.microsoft.com/office/drawing/2017/model3d" xmlns:o="urn:schemas-microsoft-com:office:office" xmlns:oel="http://schemas.microsoft.com/office/2019/extlst" xmlns:r="http://schemas.openxmlformats.org/officeDocument/2006/relationships" xmlns:m="http://schemas.openxmlformats.org/officeDocument/2006/math" xmlns:v="urn:schemas-microsoft-com:vml" xmlns:wp14="http://schemas.microsoft.com/office/word/2010/wordprocessingDrawing" xmlns:wp="http://schemas.openxmlformats.org/drawingml/2006/wordprocessingDrawing" xmlns:w10="urn:schemas-microsoft-com:office:word" xmlns:w="http://schemas.openxmlformats.org/wordprocessingml/2006/main" xmlns:w14="http://schemas.microsoft.com/office/word/2010/wordml" xmlns:w15="http://schemas.microsoft.com/office/word/2012/wordml" xmlns:w16cei="http://schemas.microsoft.com/office/word/2026/wordml/cei" xmlns:w16cex="http://schemas.microsoft.com/office/word/2018/wordml/cex" xmlns:w16cid="http://schemas.microsoft.com/office/word/2016/wordml/cid" xmlns:w16="http://schemas.microsoft.com/office/word/2018/wordml" xmlns:w16du="http://schemas.microsoft.com/office/word/2023/wordml/word16du" xmlns:w16sdtdh="http://schemas.microsoft.com/office/word/2020/wordml/sdtdatahash" xmlns:w16sdtfl="http://schemas.microsoft.com/office/word/2024/wordml/sdtformatlock" xmlns:w16se="http://schemas.microsoft.com/office/word/2015/wordml/symex" xmlns:wpg="http://schemas.microsoft.com/office/word/2010/wordprocessingGroup" xmlns:wpi="http://schemas.microsoft.com/office/word/2010/wordprocessingInk" xmlns:wne="http://schemas.microsoft.com/office/word/2006/wordml" xmlns:wps="http://schemas.microsoft.com/office/word/2010/wordprocessingShape" mc:Ignorable="w14 w15 w16se w16cid w16 w16cex w16sdtdh w16sdtfl w16du wp14">
+<w:footnotes xmlns:wpc="http://schemas.microsoft.com/office/word/2010/wordprocessingCanvas" xmlns:cx="http://schemas.microsoft.com/office/drawing/2014/chartex" xmlns:cx1="http://schemas.microsoft.com/office/drawing/2015/9/8/chartex" xmlns:cx2="http://schemas.microsoft.com/office/drawing/2015/10/21/chartex" xmlns:cx3="http://schemas.microsoft.com/office/drawing/2016/5/9/chartex" xmlns:cx4="http://schemas.microsoft.com/office/drawing/2016/5/10/chartex" xmlns:cx5="http://schemas.microsoft.com/office/drawing/2016/5/11/chartex" xmlns:cx6="http://schemas.microsoft.com/office/drawing/2016/5/12/chartex" xmlns:cx7="http://schemas.microsoft.com/office/drawing/2016/5/13/chartex" xmlns:cx8="http://schemas.microsoft.com/office/drawing/2016/5/14/chartex" xmlns:mc="http://schemas.openxmlformats.org/markup-compatibility/2006" xmlns:aink="http://schemas.microsoft.com/office/drawing/2016/ink" xmlns:am3d="http://schemas.microsoft.com/office/drawing/2017/model3d" xmlns:o="urn:schemas-microsoft-com:office:office" xmlns:oel="http://schemas.microsoft.com/office/2019/extlst" xmlns:r="http://schemas.openxmlformats.org/officeDocument/2006/relationships" xmlns:m="http://schemas.openxmlformats.org/officeDocument/2006/math" xmlns:v="urn:schemas-microsoft-com:vml" xmlns:wp14="http://schemas.microsoft.com/office/word/2010/wordprocessingDrawing" xmlns:wp="http://schemas.openxmlformats.org/drawingml/2006/wordprocessingDrawing" xmlns:w10="urn:schemas-microsoft-com:office:word" xmlns:w="http://schemas.openxmlformats.org/wordprocessingml/2006/main" xmlns:w14="http://schemas.microsoft.com/office/word/2010/wordml" xmlns:w15="http://schemas.microsoft.com/office/word/2012/wordml" xmlns:w16cex="http://schemas.microsoft.com/office/word/2018/wordml/cex" xmlns:w16cid="http://schemas.microsoft.com/office/word/2016/wordml/cid" xmlns:w16="http://schemas.microsoft.com/office/word/2018/wordml" xmlns:w16du="http://schemas.microsoft.com/office/word/2023/wordml/word16du" xmlns:w16sdtdh="http://schemas.microsoft.com/office/word/2020/wordml/sdtdatahash" xmlns:w16sdtfl="http://schemas.microsoft.com/office/word/2024/wordml/sdtformatlock" xmlns:w16se="http://schemas.microsoft.com/office/word/2015/wordml/symex" xmlns:wpg="http://schemas.microsoft.com/office/word/2010/wordprocessingGroup" xmlns:wpi="http://schemas.microsoft.com/office/word/2010/wordprocessingInk" xmlns:wne="http://schemas.microsoft.com/office/word/2006/wordml" xmlns:wps="http://schemas.microsoft.com/office/word/2010/wordprocessingShape" mc:Ignorable="w14 w15 w16se w16cid w16 w16cex w16sdtdh w16sdtfl w16du wp14">
   <w:footnote w:type="separator" w:id="-1">
     <w:p>
       <w:pPr>
@@ -1794,7 +2077,7 @@
 </file>
 
 <file path=word/numbering.xml><?xml version="1.0" encoding="utf-8"?>
-<w:numbering xmlns:wpc="http://schemas.microsoft.com/office/word/2010/wordprocessingCanvas" xmlns:cx="http://schemas.microsoft.com/office/drawing/2014/chartex" xmlns:cx1="http://schemas.microsoft.com/office/drawing/2015/9/8/chartex" xmlns:cx2="http://schemas.microsoft.com/office/drawing/2015/10/21/chartex" xmlns:cx3="http://schemas.microsoft.com/office/drawing/2016/5/9/chartex" xmlns:cx4="http://schemas.microsoft.com/office/drawing/2016/5/10/chartex" xmlns:cx5="http://schemas.microsoft.com/office/drawing/2016/5/11/chartex" xmlns:cx6="http://schemas.microsoft.com/office/drawing/2016/5/12/chartex" xmlns:cx7="http://schemas.microsoft.com/office/drawing/2016/5/13/chartex" xmlns:cx8="http://schemas.microsoft.com/office/drawing/2016/5/14/chartex" xmlns:mc="http://schemas.openxmlformats.org/markup-compatibility/2006" xmlns:aink="http://schemas.microsoft.com/office/drawing/2016/ink" xmlns:am3d="http://schemas.microsoft.com/office/drawing/2017/model3d" xmlns:o="urn:schemas-microsoft-com:office:office" xmlns:oel="http://schemas.microsoft.com/office/2019/extlst" xmlns:r="http://schemas.openxmlformats.org/officeDocument/2006/relationships" xmlns:m="http://schemas.openxmlformats.org/officeDocument/2006/math" xmlns:v="urn:schemas-microsoft-com:vml" xmlns:wp14="http://schemas.microsoft.com/office/word/2010/wordprocessingDrawing" xmlns:wp="http://schemas.openxmlformats.org/drawingml/2006/wordprocessingDrawing" xmlns:w10="urn:schemas-microsoft-com:office:word" xmlns:w="http://schemas.openxmlformats.org/wordprocessingml/2006/main" xmlns:w14="http://schemas.microsoft.com/office/word/2010/wordml" xmlns:w15="http://schemas.microsoft.com/office/word/2012/wordml" xmlns:w16cei="http://schemas.microsoft.com/office/word/2026/wordml/cei" xmlns:w16cex="http://schemas.microsoft.com/office/word/2018/wordml/cex" xmlns:w16cid="http://schemas.microsoft.com/office/word/2016/wordml/cid" xmlns:w16="http://schemas.microsoft.com/office/word/2018/wordml" xmlns:w16du="http://schemas.microsoft.com/office/word/2023/wordml/word16du" xmlns:w16sdtdh="http://schemas.microsoft.com/office/word/2020/wordml/sdtdatahash" xmlns:w16sdtfl="http://schemas.microsoft.com/office/word/2024/wordml/sdtformatlock" xmlns:w16se="http://schemas.microsoft.com/office/word/2015/wordml/symex" xmlns:wpg="http://schemas.microsoft.com/office/word/2010/wordprocessingGroup" xmlns:wpi="http://schemas.microsoft.com/office/word/2010/wordprocessingInk" xmlns:wne="http://schemas.microsoft.com/office/word/2006/wordml" xmlns:wps="http://schemas.microsoft.com/office/word/2010/wordprocessingShape" mc:Ignorable="w14 w15 w16se w16cid w16 w16cex w16sdtdh w16sdtfl w16du wp14">
+<w:numbering xmlns:wpc="http://schemas.microsoft.com/office/word/2010/wordprocessingCanvas" xmlns:cx="http://schemas.microsoft.com/office/drawing/2014/chartex" xmlns:cx1="http://schemas.microsoft.com/office/drawing/2015/9/8/chartex" xmlns:cx2="http://schemas.microsoft.com/office/drawing/2015/10/21/chartex" xmlns:cx3="http://schemas.microsoft.com/office/drawing/2016/5/9/chartex" xmlns:cx4="http://schemas.microsoft.com/office/drawing/2016/5/10/chartex" xmlns:cx5="http://schemas.microsoft.com/office/drawing/2016/5/11/chartex" xmlns:cx6="http://schemas.microsoft.com/office/drawing/2016/5/12/chartex" xmlns:cx7="http://schemas.microsoft.com/office/drawing/2016/5/13/chartex" xmlns:cx8="http://schemas.microsoft.com/office/drawing/2016/5/14/chartex" xmlns:mc="http://schemas.openxmlformats.org/markup-compatibility/2006" xmlns:aink="http://schemas.microsoft.com/office/drawing/2016/ink" xmlns:am3d="http://schemas.microsoft.com/office/drawing/2017/model3d" xmlns:o="urn:schemas-microsoft-com:office:office" xmlns:oel="http://schemas.microsoft.com/office/2019/extlst" xmlns:r="http://schemas.openxmlformats.org/officeDocument/2006/relationships" xmlns:m="http://schemas.openxmlformats.org/officeDocument/2006/math" xmlns:v="urn:schemas-microsoft-com:vml" xmlns:wp14="http://schemas.microsoft.com/office/word/2010/wordprocessingDrawing" xmlns:wp="http://schemas.openxmlformats.org/drawingml/2006/wordprocessingDrawing" xmlns:w10="urn:schemas-microsoft-com:office:word" xmlns:w="http://schemas.openxmlformats.org/wordprocessingml/2006/main" xmlns:w14="http://schemas.microsoft.com/office/word/2010/wordml" xmlns:w15="http://schemas.microsoft.com/office/word/2012/wordml" xmlns:w16cex="http://schemas.microsoft.com/office/word/2018/wordml/cex" xmlns:w16cid="http://schemas.microsoft.com/office/word/2016/wordml/cid" xmlns:w16="http://schemas.microsoft.com/office/word/2018/wordml" xmlns:w16du="http://schemas.microsoft.com/office/word/2023/wordml/word16du" xmlns:w16sdtdh="http://schemas.microsoft.com/office/word/2020/wordml/sdtdatahash" xmlns:w16sdtfl="http://schemas.microsoft.com/office/word/2024/wordml/sdtformatlock" xmlns:w16se="http://schemas.microsoft.com/office/word/2015/wordml/symex" xmlns:wpg="http://schemas.microsoft.com/office/word/2010/wordprocessingGroup" xmlns:wpi="http://schemas.microsoft.com/office/word/2010/wordprocessingInk" xmlns:wne="http://schemas.microsoft.com/office/word/2006/wordml" xmlns:wps="http://schemas.microsoft.com/office/word/2010/wordprocessingShape" mc:Ignorable="w14 w15 w16se w16cid w16 w16cex w16sdtdh w16sdtfl w16du wp14">
   <w:abstractNum w:abstractNumId="0" w15:restartNumberingAfterBreak="0">
     <w:nsid w:val="04667843"/>
     <w:multiLevelType w:val="multilevel"/>
@@ -3097,7 +3380,6 @@
   <w:style w:type="character" w:default="1" w:styleId="DefaultParagraphFont">
     <w:name w:val="Default Paragraph Font"/>
     <w:uiPriority w:val="1"/>
-    <w:semiHidden/>
     <w:unhideWhenUsed/>
   </w:style>
   <w:style w:type="table" w:default="1" w:styleId="TableNormal">
